--- a/ru/discovery-articles/6.24 Звукозапись.docx
+++ b/ru/discovery-articles/6.24 Звукозапись.docx
@@ -4,13 +4,20 @@
   <w:body>
     <w:p>
       <w:pPr>
-        <w:spacing w:before="0" w:after="80"/>
+        <w:pStyle w:val="Title"/>
+        <w:widowControl/>
+      </w:pPr>
+      <w:r>
+        <w:t>6.24 Звукозапись</w:t>
+      </w:r>
+    </w:p>
+    <w:p>
+      <w:pPr>
+        <w:keepNext/>
+        <w:widowControl/>
       </w:pPr>
       <w:r>
         <w:rPr>
-          <w:rFonts w:ascii="Calibri" w:hAnsi="Calibri" w:cs="Calibri"/>
-          <w:b/>
-          <w:color w:val="2E74B5"/>
           <w:sz w:val="20"/>
         </w:rPr>
         <w:t>6. Цифровые технологии, космос и связь</w:t>
@@ -19,121 +26,81 @@
     <w:p>
       <w:pPr>
         <w:keepNext/>
-        <w:spacing w:before="0" w:after="120"/>
+        <w:widowControl/>
       </w:pPr>
       <w:r>
         <w:rPr>
-          <w:rFonts w:ascii="Calibri" w:hAnsi="Calibri" w:cs="Calibri"/>
-          <w:b/>
-          <w:color w:val="0B2545"/>
-          <w:sz w:val="48"/>
+          <w:sz w:val="20"/>
         </w:rPr>
-        <w:t>6.24 Звукозапись</w:t>
+        <w:t>Период: 1877 год — фонограф Эдисона; 1880–1890-е — коммерческие диски и цилиндры; позднее магнитная лента и цифровой звук | Основные участники: Томас Эдисон, Эмиль Берлинер, лаборатория Вольта Александра Белла и последующие инженеры</w:t>
       </w:r>
     </w:p>
     <w:p>
       <w:pPr>
-        <w:spacing w:before="0" w:after="200" w:line="276" w:lineRule="auto"/>
+        <w:widowControl/>
       </w:pPr>
       <w:r>
-        <w:rPr>
-          <w:rFonts w:ascii="Calibri" w:hAnsi="Calibri" w:cs="Calibri"/>
-          <w:i/>
-          <w:color w:val="666666"/>
-          <w:sz w:val="21"/>
-        </w:rPr>
-        <w:t>Период: около 1877 года — фонограф Эдисона; 1880–1890-е годы — коммерческое распространение цилиндров и дисков; позднее — магнитная лента и цифровой звук | Ключевые фигуры и организации: Томас Эдисон; Эмиль Берлинер; лаборатория Вольта Александра Грэма Белла; позднее — разработчики магнитной и цифровой записи</w:t>
-      </w:r>
-    </w:p>
-    <w:p>
-      <w:pPr>
-        <w:spacing w:before="0" w:after="200" w:line="300" w:lineRule="auto"/>
-      </w:pPr>
-      <w:r>
-        <w:rPr>
-          <w:rFonts w:ascii="Calibri" w:hAnsi="Calibri" w:cs="Calibri"/>
-          <w:color w:val="0B2545"/>
-          <w:sz w:val="23"/>
-        </w:rPr>
-        <w:t>Звукозапись сохраняет речь и музыку в виде физических или цифровых следов, которые можно воспроизвести позднее. От цилиндров и пластинок до магнитной ленты и файлов она сделала исполнение переносимым и повторяемым.</w:t>
+        <w:t>Звукозапись сохраняет голос и музыку физическими или цифровыми следами для позднего воспроизведения. Цилиндры, диски, ленты и файлы сделали исполнение переносным и повторяемым.</w:t>
       </w:r>
     </w:p>
     <w:p>
       <w:pPr>
         <w:pStyle w:val="Heading1"/>
+        <w:widowControl/>
       </w:pPr>
       <w:r>
-        <w:t>Ключевые факты</w:t>
+        <w:t>Кратко о главном</w:t>
       </w:r>
     </w:p>
     <w:p>
       <w:pPr>
-        <w:keepLines/>
-        <w:spacing w:after="80" w:line="300" w:lineRule="auto"/>
-        <w:numPr>
-          <w:ilvl w:val="0"/>
-          <w:numId w:val="10"/>
-        </w:numPr>
+        <w:pStyle w:val="ListBullet"/>
+        <w:widowControl/>
       </w:pPr>
       <w:r>
-        <w:t>В 1877 году Томас Эдисон продемонстрировал работающий фонограф, способный записывать и воспроизводить звук.</w:t>
+        <w:t>В 1877 году Эдисон показал фонограф, записывавший и воспроизводивший звук.</w:t>
       </w:r>
     </w:p>
     <w:p>
       <w:pPr>
-        <w:keepLines/>
-        <w:spacing w:after="80" w:line="300" w:lineRule="auto"/>
-        <w:numPr>
-          <w:ilvl w:val="0"/>
-          <w:numId w:val="10"/>
-        </w:numPr>
+        <w:pStyle w:val="ListBullet"/>
+        <w:widowControl/>
       </w:pPr>
       <w:r>
-        <w:t>В 1880–1890-е годы Эмиль Берлинер распространил плоские граммофонные пластинки.</w:t>
+        <w:t>В 1880–1890-х Берлинер распространял плоские пластинки и граммофон.</w:t>
       </w:r>
     </w:p>
     <w:p>
       <w:pPr>
-        <w:keepLines/>
-        <w:spacing w:after="80" w:line="300" w:lineRule="auto"/>
-        <w:numPr>
-          <w:ilvl w:val="0"/>
-          <w:numId w:val="10"/>
-        </w:numPr>
+        <w:pStyle w:val="ListBullet"/>
+        <w:widowControl/>
       </w:pPr>
       <w:r>
-        <w:t>Магнитная лента позволила студиям и радио без труда монтировать запись и делать более продолжительные дубли.</w:t>
+        <w:t>Магнитная лента облегчила монтаж и длинные записи студий и радио.</w:t>
       </w:r>
     </w:p>
     <w:p>
       <w:pPr>
-        <w:keepLines/>
-        <w:spacing w:after="80" w:line="300" w:lineRule="auto"/>
-        <w:numPr>
-          <w:ilvl w:val="0"/>
-          <w:numId w:val="10"/>
-        </w:numPr>
+        <w:pStyle w:val="ListBullet"/>
+        <w:widowControl/>
       </w:pPr>
       <w:r>
-        <w:t>Электрическая запись и усиление обеспечили гораздо более высокое качество звука, чем ранние акустические рупоры.</w:t>
+        <w:t>Электрическая запись и усиление значительно повысили точность передачи звука по сравнению с ранними акустическими рупорами.</w:t>
       </w:r>
     </w:p>
     <w:p>
       <w:pPr>
-        <w:keepLines/>
-        <w:spacing w:after="80" w:line="300" w:lineRule="auto"/>
-        <w:numPr>
-          <w:ilvl w:val="0"/>
-          <w:numId w:val="10"/>
-        </w:numPr>
+        <w:pStyle w:val="ListBullet"/>
+        <w:widowControl/>
       </w:pPr>
       <w:r>
-        <w:t>Цифровые форматы превратили звук в легко копируемые данные, сохранив прежний принцип: записать, сохранить, воспроизвести.</w:t>
+        <w:t>Цифровой звук стал копируемыми данными, сохранив цепь «записать — хранить — воспроизвести».</w:t>
       </w:r>
     </w:p>
     <w:p>
       <w:pPr>
         <w:pStyle w:val="Heading1"/>
+        <w:widowControl/>
       </w:pPr>
       <w:r>
         <w:t>Что это такое</w:t>
@@ -141,143 +108,101 @@
     </w:p>
     <w:p>
       <w:pPr>
-        <w:keepLines w:val="0"/>
+        <w:widowControl/>
       </w:pPr>
       <w:r>
-        <w:t>Звукозапись — это любая система, которая фиксирует акустические колебания на долговечном носителе, а затем снова превращает этот след в слышимые волны. Ранние аппараты прорезали дорожки на фольге, воске или шеллаке; позднее звук записывали намагничиванием ленты или представляли измерения давления воздуха числами.</w:t>
-      </w:r>
-    </w:p>
-    <w:p>
-      <w:pPr>
-        <w:keepLines w:val="0"/>
-      </w:pPr>
-      <w:r>
-        <w:t>При воспроизведении игла, магнитная головка либо цифро-аналоговый преобразователь и динамик восстанавливают исходный рисунок колебаний. Иными словами, запись позволяет снова услышать исполнение, даже когда музыкантов уже нет в комнате.</w:t>
+        <w:t>Звукозапись переносит акустические колебания на долговечный носитель, затем возвращает слышимые волны. Ранние машины оставляли канавки на фольге, воске или шеллаке; позднее намагничивали ленту или представляли изменения звукового давления числами. Игла, головка или цифровой преобразователь с динамиком восстанавливает рисунок. Исполнение можно услышать снова без присутствия исполнителей.</w:t>
       </w:r>
     </w:p>
     <w:p>
       <w:pPr>
         <w:pStyle w:val="Heading1"/>
+        <w:widowControl/>
       </w:pPr>
       <w:r>
-        <w:t>Кто это открыл или изобрёл</w:t>
+        <w:t>Кто открыл или изобрёл</w:t>
       </w:r>
     </w:p>
     <w:p>
       <w:pPr>
-        <w:keepLines w:val="0"/>
+        <w:widowControl/>
       </w:pPr>
       <w:r>
-        <w:t>Создателем первого практического фонографа, который и записывал, и воспроизводил звук, считается Томас Эдисон: аппарат был показан в 1877 году. Лаборатория Вольта Александра Грэма Белла усовершенствовала восковые цилиндры, а Эмиль Берлинер направил рынок к штампованным плоским пластинкам.</w:t>
-      </w:r>
-    </w:p>
-    <w:p>
-      <w:pPr>
-        <w:keepLines w:val="0"/>
-      </w:pPr>
-      <w:r>
-        <w:t>Дальнейшее развитие обеспечили студийные инженеры, фабрики грампластинок, а позднее создатели магнитной и цифровой техники. Известные изобретатели обозначают основные вехи, но сама индустрия выросла из труда длинной цепочки мастеров, музыкантов и слушателей.</w:t>
+        <w:t>Эдисону приписывают первый практичный фонограф записи и воспроизведения 1877 года. Лаборатория Вольта улучшала восковые цилиндры, Берлинер перенёс торговлю к тиражируемым плоским дискам. Студийные инженеры, прессовочные заводы, разработчики ленты и цифровых систем продолжили дело. Имена отмечают этапы длинной цепи изготовителей, музыкантов и слушателей.</w:t>
       </w:r>
     </w:p>
     <w:p>
       <w:pPr>
         <w:pStyle w:val="Heading1"/>
+        <w:widowControl/>
       </w:pPr>
       <w:r>
-        <w:t>Когда и как это появилось</w:t>
+        <w:t>Когда и как появилось</w:t>
       </w:r>
     </w:p>
     <w:p>
       <w:pPr>
-        <w:keepLines w:val="0"/>
+        <w:widowControl/>
       </w:pPr>
       <w:r>
-        <w:t>После демонстрации Эдисона в 1877 году в 1880–1890-е годы начали распространяться домашние и монетные фонографы. Грампластинки и массовое прессование позволили выпускать популярные записи в промышленных масштабах.</w:t>
-      </w:r>
-    </w:p>
-    <w:p>
-      <w:pPr>
-        <w:keepLines w:val="0"/>
-      </w:pPr>
-      <w:r>
-        <w:t>Электрическая запись в 1920-е годы, магнитная лента в середине века, а затем компакт-диски и цифровые файлы последовательно меняли носитель, но не принцип записи и воспроизведения. Ту же логику переняли радио и кинематограф. История звукозаписи — это не одна дата рождения, а целая череда форматов.</w:t>
+        <w:t>После демонстрации в 1880–1890-х появились домашние аппараты и фонографы за монету. Пластинки и массовое прессование тиражировали популярные записи промышленно. Электрическая запись 1920-х, лента середины века, компакт-диски, затем файлы меняли носитель сохраняя принцип записи и повторного воспроизведения. Радио и кино приняли ту же логику. История состоит из множества форматов, а не одного дня рождения.</w:t>
       </w:r>
     </w:p>
     <w:p>
       <w:pPr>
         <w:pStyle w:val="Heading1"/>
+        <w:widowControl/>
       </w:pPr>
       <w:r>
-        <w:t>Научное значение</w:t>
+        <w:t>Значение для науки</w:t>
       </w:r>
     </w:p>
     <w:p>
       <w:pPr>
-        <w:keepLines w:val="0"/>
+        <w:widowControl/>
       </w:pPr>
       <w:r>
-        <w:t>Звукозапись заставила точно описать колебания, частоту и преобразование звуковой волны из воздуха в материальный след и обратно. Она создала архивы для лингвистики, этномузыкологии и акустики.</w:t>
-      </w:r>
-    </w:p>
-    <w:p>
-      <w:pPr>
-        <w:keepLines w:val="0"/>
-      </w:pPr>
-      <w:r>
-        <w:t>Обработка сигналов, шумоподавление и теория дискретизации отчасти развивались ради записи музыки и речи. Мимолётные звуковые волны превратились в данные, которые можно измерять, сравнивать и редактировать.</w:t>
+        <w:t>Запись требовала точного понимания колебаний, частот и преобразования воздуха в след и обратно. Она создала архивы лингвистики, этномузыкологии и акустики. Обработка сигналов, шумоподавление и теория дискретизации отчасти развивались ради речи и музыки. Мимолётные волны стали измеряемыми, сравнимыми и редактируемыми данными.</w:t>
       </w:r>
     </w:p>
     <w:p>
       <w:pPr>
         <w:pStyle w:val="Heading1"/>
+        <w:widowControl/>
       </w:pPr>
       <w:r>
-        <w:t>Влияние на последующее развитие</w:t>
+        <w:t>Влияние на дальнейшее развитие</w:t>
       </w:r>
     </w:p>
     <w:p>
       <w:pPr>
-        <w:keepLines w:val="0"/>
+        <w:widowControl/>
       </w:pPr>
       <w:r>
-        <w:t>Индустрия звукозаписи изменила карьеру музыкантов и авторское право. Звуковое кино, радиофонотеки, подкасты и потоковые сервисы опираются на возможность хранить звук.</w:t>
-      </w:r>
-    </w:p>
-    <w:p>
-      <w:pPr>
-        <w:keepLines w:val="0"/>
-      </w:pPr>
-      <w:r>
-        <w:t>Телефония, голосовая почта и голосовые помощники используют тот же цикл записи и воспроизведения. Стандарты грампластинок, скоростей магнитной ленты и файловых форматов превратились в глобальную инфраструктуру.</w:t>
+        <w:t>Индустрия изменила музыкальные карьеры и авторское право. Звуковое кино, радиофонотеки, подкасты и стриминг предполагают хранимое аудио. Телефония, голосовая почта и помощники используют запись и воспроизведение. Стандарты дисков, скоростей ленты и файлов стали мировой инфраструктурой.</w:t>
       </w:r>
     </w:p>
     <w:p>
       <w:pPr>
         <w:pStyle w:val="Heading1"/>
+        <w:widowControl/>
       </w:pPr>
       <w:r>
-        <w:t>Как это изменило жизнь людей</w:t>
+        <w:t>Как изменило жизнь людей</w:t>
       </w:r>
     </w:p>
     <w:p>
       <w:pPr>
-        <w:keepLines w:val="0"/>
+        <w:widowControl/>
       </w:pPr>
       <w:r>
-        <w:t>Семьи смогли слышать голоса отсутствующих близких, а целые страны — включать по желанию гимны и популярные песни. Музыка переместилась из залов с живыми исполнителями в личные наушники и массовое радиовещание.</w:t>
-      </w:r>
-    </w:p>
-    <w:p>
-      <w:pPr>
-        <w:keepLines w:val="0"/>
-      </w:pPr>
-      <w:r>
-        <w:t>Появились новые профессии в студиях, на фабриках и в торговле, а гастрольная экономика перестроилась вокруг известности, созданной записями. Каждая смена формата приносила новые споры о частной жизни и незаконном копировании.</w:t>
+        <w:t>Семьи могли слышать голоса отсутствующих близких, а слушатели по всей стране — включать гимны и популярные песни в выбранное время. Прослушивание перемещалось из живого зала к личным наушникам и публичному эфиру. Возникли студийные, заводские и торговые профессии, гастроли стали тесно связаны с популярностью записей. Каждый формат сопровождали споры о приватности и пиратстве.</w:t>
       </w:r>
     </w:p>
     <w:p>
       <w:pPr>
         <w:pStyle w:val="Heading1"/>
+        <w:widowControl/>
       </w:pPr>
       <w:r>
         <w:t>Источники и литература</w:t>
@@ -286,145 +211,150 @@
     <w:p>
       <w:pPr>
         <w:pStyle w:val="Heading2"/>
+        <w:widowControl/>
       </w:pPr>
       <w:r>
-        <w:t>A. Книги и основные научные труды</w:t>
+        <w:rPr>
+          <w:sz w:val="20"/>
+        </w:rPr>
+        <w:t>Книги и основные научные труды</w:t>
       </w:r>
     </w:p>
     <w:p>
       <w:pPr>
-        <w:keepLines/>
-        <w:spacing w:after="80" w:line="300" w:lineRule="auto"/>
-        <w:numPr>
-          <w:ilvl w:val="0"/>
-          <w:numId w:val="11"/>
-        </w:numPr>
+        <w:widowControl/>
       </w:pPr>
       <w:r>
-        <w:t>Millard, Andre. America on Record: A History of Recorded Sound. 2nd ed. Cambridge: Cambridge University Press, 2005.</w:t>
+        <w:rPr>
+          <w:sz w:val="20"/>
+        </w:rPr>
+        <w:t>1. Millard, Andre. America on Record: A History of Recorded Sound. 2nd ed. Cambridge: Cambridge University Press, 2005.</w:t>
       </w:r>
     </w:p>
     <w:p>
       <w:pPr>
         <w:pStyle w:val="Heading2"/>
+        <w:widowControl/>
       </w:pPr>
       <w:r>
-        <w:t>C. Материалы научных учреждений и энциклопедий</w:t>
+        <w:rPr>
+          <w:sz w:val="20"/>
+        </w:rPr>
+        <w:t>Материалы организаций и энциклопедии</w:t>
       </w:r>
     </w:p>
     <w:p>
       <w:pPr>
-        <w:keepLines/>
-        <w:spacing w:after="80" w:line="300" w:lineRule="auto"/>
-        <w:numPr>
-          <w:ilvl w:val="0"/>
-          <w:numId w:val="12"/>
-        </w:numPr>
+        <w:widowControl/>
       </w:pPr>
       <w:r>
-        <w:t xml:space="preserve">Encyclopaedia Britannica. «Phonograph». </w:t>
+        <w:rPr>
+          <w:sz w:val="20"/>
+        </w:rPr>
+        <w:t xml:space="preserve">1. Encyclopaedia Britannica. 'Phonograph.' </w:t>
       </w:r>
+      <w:hyperlink r:id="rId9">
+        <w:r>
+          <w:rPr>
+            <w:sz w:val="20"/>
+          </w:rPr>
+          <w:t>https://www.britannica.com/technology/phonograph</w:t>
+        </w:r>
+      </w:hyperlink>
       <w:r>
-        <w:t xml:space="preserve"> </w:t>
+        <w:rPr>
+          <w:sz w:val="20"/>
+        </w:rPr>
+      </w:r>
+    </w:p>
+    <w:p>
+      <w:pPr>
+        <w:widowControl/>
+      </w:pPr>
+      <w:r>
+        <w:rPr>
+          <w:sz w:val="20"/>
+        </w:rPr>
+        <w:t xml:space="preserve">2. Library of Congress. History of Edison sound recordings. </w:t>
+      </w:r>
+      <w:hyperlink r:id="rId10">
+        <w:r>
+          <w:rPr>
+            <w:sz w:val="20"/>
+          </w:rPr>
+          <w:t>https://www.loc.gov/collections/edison-company-motion-pictures-and-sound-recordings/articles-and-essays/history-of-edison-sound-recordings/</w:t>
+        </w:r>
+      </w:hyperlink>
+      <w:r>
+        <w:rPr>
+          <w:sz w:val="20"/>
+        </w:rPr>
+      </w:r>
+    </w:p>
+    <w:p>
+      <w:pPr>
+        <w:pStyle w:val="Heading2"/>
+        <w:widowControl/>
+      </w:pPr>
+      <w:r>
+        <w:rPr>
+          <w:sz w:val="20"/>
+        </w:rPr>
+        <w:t>Материалы музеев, архивов и библиотек</w:t>
+      </w:r>
+    </w:p>
+    <w:p>
+      <w:pPr>
+        <w:widowControl/>
+      </w:pPr>
+      <w:r>
+        <w:rPr>
+          <w:sz w:val="20"/>
+        </w:rPr>
+        <w:t xml:space="preserve">1. Science Museum (London). Sound recording objects and stories. </w:t>
       </w:r>
       <w:hyperlink r:id="rId11">
         <w:r>
           <w:rPr>
-            <w:color w:val="0563C1"/>
-            <w:u w:val="single"/>
+            <w:sz w:val="20"/>
           </w:rPr>
-          <w:t>https://www.britannica.com/technology/phonograph</w:t>
+          <w:t>https://www.sciencemuseum.org.uk/objects-and-stories</w:t>
         </w:r>
       </w:hyperlink>
+      <w:r>
+        <w:rPr>
+          <w:sz w:val="20"/>
+        </w:rPr>
+      </w:r>
     </w:p>
     <w:p>
       <w:pPr>
-        <w:keepLines/>
-        <w:spacing w:after="80" w:line="300" w:lineRule="auto"/>
-        <w:numPr>
-          <w:ilvl w:val="0"/>
-          <w:numId w:val="12"/>
-        </w:numPr>
+        <w:widowControl/>
       </w:pPr>
       <w:r>
-        <w:t xml:space="preserve">Library of Congress. История звукозаписей компании Эдисона. </w:t>
-      </w:r>
-      <w:r>
-        <w:t xml:space="preserve"> </w:t>
+        <w:rPr>
+          <w:sz w:val="20"/>
+        </w:rPr>
+        <w:t xml:space="preserve">2. Library of Congress. National Jukebox — early recorded sound. </w:t>
       </w:r>
       <w:hyperlink r:id="rId12">
         <w:r>
           <w:rPr>
-            <w:color w:val="0563C1"/>
-            <w:u w:val="single"/>
-          </w:rPr>
-          <w:t>https://www.loc.gov/collections/edison-company-motion-pictures-and-sound-recordings/articles-and-essays/history-of-edison-sound-recordings/</w:t>
-        </w:r>
-      </w:hyperlink>
-    </w:p>
-    <w:p>
-      <w:pPr>
-        <w:pStyle w:val="Heading2"/>
-      </w:pPr>
-      <w:r>
-        <w:t>D. Материалы музеев, архивов и библиотек</w:t>
-      </w:r>
-    </w:p>
-    <w:p>
-      <w:pPr>
-        <w:keepLines/>
-        <w:spacing w:after="80" w:line="300" w:lineRule="auto"/>
-        <w:numPr>
-          <w:ilvl w:val="0"/>
-          <w:numId w:val="13"/>
-        </w:numPr>
-      </w:pPr>
-      <w:r>
-        <w:t xml:space="preserve">Science Museum, London. Экспонаты и материалы по истории звукозаписи. </w:t>
-      </w:r>
-      <w:r>
-        <w:t xml:space="preserve"> </w:t>
-      </w:r>
-      <w:hyperlink r:id="rId13">
-        <w:r>
-          <w:rPr>
-            <w:color w:val="0563C1"/>
-            <w:u w:val="single"/>
-          </w:rPr>
-          <w:t>https://www.sciencemuseum.org.uk/objects-and-stories</w:t>
-        </w:r>
-      </w:hyperlink>
-    </w:p>
-    <w:p>
-      <w:pPr>
-        <w:keepLines/>
-        <w:spacing w:after="80" w:line="300" w:lineRule="auto"/>
-        <w:numPr>
-          <w:ilvl w:val="0"/>
-          <w:numId w:val="13"/>
-        </w:numPr>
-      </w:pPr>
-      <w:r>
-        <w:t xml:space="preserve">Library of Congress. National Jukebox — архив ранних звукозаписей. </w:t>
-      </w:r>
-      <w:r>
-        <w:t xml:space="preserve"> </w:t>
-      </w:r>
-      <w:hyperlink r:id="rId14">
-        <w:r>
-          <w:rPr>
-            <w:color w:val="0563C1"/>
-            <w:u w:val="single"/>
+            <w:sz w:val="20"/>
           </w:rPr>
           <w:t>https://www.loc.gov/collections/national-jukebox/</w:t>
         </w:r>
       </w:hyperlink>
+      <w:r>
+        <w:rPr>
+          <w:sz w:val="20"/>
+        </w:rPr>
+      </w:r>
     </w:p>
     <w:sectPr>
-      <w:headerReference w:type="default" r:id="rId9"/>
-      <w:footerReference w:type="default" r:id="rId10"/>
-      <w:pgSz w:w="12240" w:h="15840"/>
-      <w:pgMar w:top="1440" w:right="1440" w:bottom="1440" w:left="1440" w:header="708" w:footer="708" w:gutter="0"/>
+      <w:footerReference w:type="default" r:id="rId13"/>
+      <w:pgSz w:w="11906" w:h="16838"/>
+      <w:pgMar w:top="1020" w:right="1134" w:bottom="1020" w:left="1134" w:header="720" w:footer="720" w:gutter="0"/>
       <w:cols w:space="720"/>
       <w:docGrid w:linePitch="360"/>
     </w:sectPr>
@@ -437,60 +367,11 @@
   <w:p>
     <w:pPr>
       <w:pStyle w:val="Footer"/>
-      <w:spacing w:before="0" w:after="0"/>
       <w:jc w:val="right"/>
     </w:pPr>
-    <w:r>
-      <w:rPr>
-        <w:rFonts w:ascii="Calibri" w:hAnsi="Calibri" w:cs="Calibri"/>
-        <w:color w:val="666666"/>
-        <w:sz w:val="18"/>
-      </w:rPr>
-      <w:t xml:space="preserve">Страница </w:t>
-    </w:r>
-    <w:r>
-      <w:rPr>
-        <w:rFonts w:ascii="Calibri" w:hAnsi="Calibri" w:cs="Calibri"/>
-        <w:color w:val="666666"/>
-        <w:sz w:val="18"/>
-      </w:rPr>
-      <w:fldChar w:fldCharType="begin"/>
-      <w:instrText xml:space="preserve"> PAGE </w:instrText>
-      <w:fldChar w:fldCharType="separate"/>
-      <w:t>1</w:t>
-      <w:fldChar w:fldCharType="end"/>
-    </w:r>
+    <w:fldSimple w:instr="PAGE"/>
   </w:p>
 </w:ftr>
-</file>
-
-<file path=word/header1.xml><?xml version="1.0" encoding="utf-8"?>
-<w:hdr xmlns:m="http://schemas.openxmlformats.org/officeDocument/2006/math" xmlns:mc="http://schemas.openxmlformats.org/markup-compatibility/2006" xmlns:mo="http://schemas.microsoft.com/office/mac/office/2008/main" xmlns:mv="urn:schemas-microsoft-com:mac:vml" xmlns:o="urn:schemas-microsoft-com:office:office" xmlns:r="http://schemas.openxmlformats.org/officeDocument/2006/relationships" xmlns:v="urn:schemas-microsoft-com:vml" xmlns:w10="urn:schemas-microsoft-com:office:word" xmlns:w14="http://schemas.microsoft.com/office/word/2010/wordml" xmlns:w="http://schemas.openxmlformats.org/wordprocessingml/2006/main" xmlns:wne="http://schemas.microsoft.com/office/word/2006/wordml" xmlns:wp14="http://schemas.microsoft.com/office/word/2010/wordprocessingDrawing" xmlns:wp="http://schemas.openxmlformats.org/drawingml/2006/wordprocessingDrawing" xmlns:wpc="http://schemas.microsoft.com/office/word/2010/wordprocessingCanvas" xmlns:wpg="http://schemas.microsoft.com/office/word/2010/wordprocessingGroup" xmlns:wpi="http://schemas.microsoft.com/office/word/2010/wordprocessingInk" xmlns:wps="http://schemas.microsoft.com/office/word/2010/wordprocessingShape" mc:Ignorable="w14 wp14">
-  <w:p>
-    <w:pPr>
-      <w:pStyle w:val="Header"/>
-      <w:spacing w:after="0"/>
-      <w:jc w:val="left"/>
-    </w:pPr>
-    <w:r>
-      <w:rPr>
-        <w:rFonts w:ascii="Calibri" w:hAnsi="Calibri" w:cs="Calibri"/>
-        <w:b/>
-        <w:color w:val="666666"/>
-        <w:sz w:val="18"/>
-      </w:rPr>
-      <w:t>Открытия и изобретения</w:t>
-    </w:r>
-    <w:r>
-      <w:rPr>
-        <w:rFonts w:ascii="Calibri" w:hAnsi="Calibri" w:cs="Calibri"/>
-        <w:color w:val="666666"/>
-        <w:sz w:val="18"/>
-      </w:rPr>
-      <w:t xml:space="preserve">    |    6. Цифровые технологии, космос и связь</w:t>
-    </w:r>
-  </w:p>
-</w:hdr>
 </file>
 
 <file path=word/numbering.xml><?xml version="1.0" encoding="utf-8"?>
@@ -693,78 +574,6 @@
   <w:num w:numId="9">
     <w:abstractNumId w:val="0"/>
   </w:num>
-  <w:abstractNum w:abstractNumId="9">
-    <w:multiLevelType w:val="singleLevel"/>
-    <w:lvl w:ilvl="0">
-      <w:start w:val="1"/>
-      <w:numFmt w:val="bullet"/>
-      <w:lvlText w:val="•"/>
-      <w:lvlJc w:val="left"/>
-      <w:pPr>
-        <w:tabs>
-          <w:tab w:val="num" w:pos="540"/>
-        </w:tabs>
-        <w:ind w:left="540" w:hanging="270"/>
-      </w:pPr>
-    </w:lvl>
-  </w:abstractNum>
-  <w:num w:numId="10">
-    <w:abstractNumId w:val="9"/>
-  </w:num>
-  <w:abstractNum w:abstractNumId="10">
-    <w:multiLevelType w:val="singleLevel"/>
-    <w:lvl w:ilvl="0">
-      <w:start w:val="1"/>
-      <w:numFmt w:val="decimal"/>
-      <w:lvlText w:val="%1."/>
-      <w:lvlJc w:val="left"/>
-      <w:pPr>
-        <w:tabs>
-          <w:tab w:val="num" w:pos="540"/>
-        </w:tabs>
-        <w:ind w:left="540" w:hanging="270"/>
-      </w:pPr>
-    </w:lvl>
-  </w:abstractNum>
-  <w:num w:numId="11">
-    <w:abstractNumId w:val="10"/>
-  </w:num>
-  <w:abstractNum w:abstractNumId="11">
-    <w:multiLevelType w:val="singleLevel"/>
-    <w:lvl w:ilvl="0">
-      <w:start w:val="1"/>
-      <w:numFmt w:val="decimal"/>
-      <w:lvlText w:val="%1."/>
-      <w:lvlJc w:val="left"/>
-      <w:pPr>
-        <w:tabs>
-          <w:tab w:val="num" w:pos="540"/>
-        </w:tabs>
-        <w:ind w:left="540" w:hanging="270"/>
-      </w:pPr>
-    </w:lvl>
-  </w:abstractNum>
-  <w:num w:numId="12">
-    <w:abstractNumId w:val="11"/>
-  </w:num>
-  <w:abstractNum w:abstractNumId="12">
-    <w:multiLevelType w:val="singleLevel"/>
-    <w:lvl w:ilvl="0">
-      <w:start w:val="1"/>
-      <w:numFmt w:val="decimal"/>
-      <w:lvlText w:val="%1."/>
-      <w:lvlJc w:val="left"/>
-      <w:pPr>
-        <w:tabs>
-          <w:tab w:val="num" w:pos="540"/>
-        </w:tabs>
-        <w:ind w:left="540" w:hanging="270"/>
-      </w:pPr>
-    </w:lvl>
-  </w:abstractNum>
-  <w:num w:numId="13">
-    <w:abstractNumId w:val="12"/>
-  </w:num>
 </w:numbering>
 </file>
 
@@ -773,7 +582,7 @@
   <w:docDefaults>
     <w:rPrDefault>
       <w:rPr>
-        <w:rFonts w:asciiTheme="minorHAnsi" w:eastAsiaTheme="minorEastAsia" w:hAnsiTheme="minorHAnsi" w:cstheme="minorBidi"/>
+        <w:rFonts/>
         <w:sz w:val="22"/>
         <w:szCs w:val="22"/>
         <w:lang w:val="en-US" w:eastAsia="en-US" w:bidi="ar-SA"/>
@@ -929,12 +738,13 @@
     <w:qFormat/>
     <w:rsid w:val="00FC693F"/>
     <w:pPr>
-      <w:widowControl/>
-      <w:spacing w:before="0" w:after="120" w:line="300" w:lineRule="auto"/>
+      <w:spacing w:after="120" w:line="259" w:lineRule="auto"/>
     </w:pPr>
     <w:rPr>
-      <w:rFonts w:ascii="Calibri" w:hAnsi="Calibri" w:cs="Calibri"/>
-      <w:sz w:val="22"/>
+      <w:rFonts w:ascii="Times New Roman" w:hAnsi="Times New Roman"/>
+      <w:color w:val="000000"/>
+      <w:sz w:val="24"/>
+      <w:lang w:val="ru-RU"/>
     </w:rPr>
   </w:style>
   <w:style w:type="paragraph" w:styleId="Header">
@@ -992,16 +802,17 @@
     <w:pPr>
       <w:keepNext/>
       <w:keepLines/>
-      <w:spacing w:before="360" w:after="200"/>
+      <w:spacing w:before="480" w:after="120" w:line="259" w:lineRule="auto"/>
       <w:outlineLvl w:val="0"/>
     </w:pPr>
     <w:rPr>
-      <w:rFonts w:asciiTheme="majorHAnsi" w:eastAsiaTheme="majorEastAsia" w:hAnsiTheme="majorHAnsi" w:cstheme="majorBidi" w:ascii="Calibri" w:hAnsi="Calibri" w:cs="Calibri"/>
+      <w:rFonts w:ascii="Times New Roman" w:hAnsi="Times New Roman"/>
       <w:b/>
       <w:bCs/>
-      <w:color w:val="2E74B5"/>
-      <w:sz w:val="32"/>
+      <w:color w:val="000000"/>
+      <w:sz w:val="26"/>
       <w:szCs w:val="28"/>
+      <w:lang w:val="ru-RU"/>
     </w:rPr>
   </w:style>
   <w:style w:type="paragraph" w:styleId="Heading2">
@@ -1016,16 +827,17 @@
     <w:pPr>
       <w:keepNext/>
       <w:keepLines/>
-      <w:spacing w:before="280" w:after="140"/>
+      <w:spacing w:before="200" w:after="120" w:line="259" w:lineRule="auto"/>
       <w:outlineLvl w:val="1"/>
     </w:pPr>
     <w:rPr>
-      <w:rFonts w:asciiTheme="majorHAnsi" w:eastAsiaTheme="majorEastAsia" w:hAnsiTheme="majorHAnsi" w:cstheme="majorBidi" w:ascii="Calibri" w:hAnsi="Calibri" w:cs="Calibri"/>
+      <w:rFonts w:ascii="Times New Roman" w:hAnsi="Times New Roman"/>
       <w:b/>
       <w:bCs/>
-      <w:color w:val="2E74B5"/>
+      <w:color w:val="000000"/>
       <w:sz w:val="26"/>
       <w:szCs w:val="26"/>
+      <w:lang w:val="ru-RU"/>
     </w:rPr>
   </w:style>
   <w:style w:type="paragraph" w:styleId="Heading3">
@@ -1040,15 +852,14 @@
     <w:pPr>
       <w:keepNext/>
       <w:keepLines/>
-      <w:spacing w:before="200" w:after="100"/>
+      <w:spacing w:before="200" w:after="0"/>
       <w:outlineLvl w:val="2"/>
     </w:pPr>
     <w:rPr>
-      <w:rFonts w:asciiTheme="majorHAnsi" w:eastAsiaTheme="majorEastAsia" w:hAnsiTheme="majorHAnsi" w:cstheme="majorBidi" w:ascii="Calibri" w:hAnsi="Calibri" w:cs="Calibri"/>
+      <w:rFonts/>
       <w:b/>
       <w:bCs/>
-      <w:color w:val="1F4D78"/>
-      <w:sz w:val="24"/>
+      <w:color w:val="4F81BD" w:themeColor="accent1"/>
     </w:rPr>
   </w:style>
   <w:style w:type="paragraph" w:styleId="Heading4">
@@ -1068,7 +879,7 @@
       <w:outlineLvl w:val="3"/>
     </w:pPr>
     <w:rPr>
-      <w:rFonts w:asciiTheme="majorHAnsi" w:eastAsiaTheme="majorEastAsia" w:hAnsiTheme="majorHAnsi" w:cstheme="majorBidi"/>
+      <w:rFonts/>
       <w:b/>
       <w:bCs/>
       <w:i/>
@@ -1093,7 +904,7 @@
       <w:outlineLvl w:val="4"/>
     </w:pPr>
     <w:rPr>
-      <w:rFonts w:asciiTheme="majorHAnsi" w:eastAsiaTheme="majorEastAsia" w:hAnsiTheme="majorHAnsi" w:cstheme="majorBidi"/>
+      <w:rFonts/>
       <w:color w:val="243F60" w:themeColor="accent1" w:themeShade="7F"/>
     </w:rPr>
   </w:style>
@@ -1114,7 +925,7 @@
       <w:outlineLvl w:val="5"/>
     </w:pPr>
     <w:rPr>
-      <w:rFonts w:asciiTheme="majorHAnsi" w:eastAsiaTheme="majorEastAsia" w:hAnsiTheme="majorHAnsi" w:cstheme="majorBidi"/>
+      <w:rFonts/>
       <w:i/>
       <w:iCs/>
       <w:color w:val="243F60" w:themeColor="accent1" w:themeShade="7F"/>
@@ -1137,7 +948,7 @@
       <w:outlineLvl w:val="6"/>
     </w:pPr>
     <w:rPr>
-      <w:rFonts w:asciiTheme="majorHAnsi" w:eastAsiaTheme="majorEastAsia" w:hAnsiTheme="majorHAnsi" w:cstheme="majorBidi"/>
+      <w:rFonts/>
       <w:i/>
       <w:iCs/>
       <w:color w:val="404040" w:themeColor="text1" w:themeTint="BF"/>
@@ -1160,7 +971,7 @@
       <w:outlineLvl w:val="7"/>
     </w:pPr>
     <w:rPr>
-      <w:rFonts w:asciiTheme="majorHAnsi" w:eastAsiaTheme="majorEastAsia" w:hAnsiTheme="majorHAnsi" w:cstheme="majorBidi"/>
+      <w:rFonts/>
       <w:color w:val="4F81BD" w:themeColor="accent1"/>
       <w:sz w:val="20"/>
       <w:szCs w:val="20"/>
@@ -1183,7 +994,7 @@
       <w:outlineLvl w:val="8"/>
     </w:pPr>
     <w:rPr>
-      <w:rFonts w:asciiTheme="majorHAnsi" w:eastAsiaTheme="majorEastAsia" w:hAnsiTheme="majorHAnsi" w:cstheme="majorBidi"/>
+      <w:rFonts/>
       <w:i/>
       <w:iCs/>
       <w:color w:val="404040" w:themeColor="text1" w:themeTint="BF"/>
@@ -1234,7 +1045,7 @@
     <w:uiPriority w:val="9"/>
     <w:rsid w:val="00FC693F"/>
     <w:rPr>
-      <w:rFonts w:asciiTheme="majorHAnsi" w:eastAsiaTheme="majorEastAsia" w:hAnsiTheme="majorHAnsi" w:cstheme="majorBidi"/>
+      <w:rFonts/>
       <w:b/>
       <w:bCs/>
       <w:color w:val="365F91" w:themeColor="accent1" w:themeShade="BF"/>
@@ -1249,7 +1060,7 @@
     <w:uiPriority w:val="9"/>
     <w:rsid w:val="00FC693F"/>
     <w:rPr>
-      <w:rFonts w:asciiTheme="majorHAnsi" w:eastAsiaTheme="majorEastAsia" w:hAnsiTheme="majorHAnsi" w:cstheme="majorBidi"/>
+      <w:rFonts/>
       <w:b/>
       <w:bCs/>
       <w:color w:val="4F81BD" w:themeColor="accent1"/>
@@ -1264,7 +1075,7 @@
     <w:uiPriority w:val="9"/>
     <w:rsid w:val="00FC693F"/>
     <w:rPr>
-      <w:rFonts w:asciiTheme="majorHAnsi" w:eastAsiaTheme="majorEastAsia" w:hAnsiTheme="majorHAnsi" w:cstheme="majorBidi"/>
+      <w:rFonts/>
       <w:b/>
       <w:bCs/>
       <w:color w:val="4F81BD" w:themeColor="accent1"/>
@@ -1279,19 +1090,17 @@
     <w:qFormat/>
     <w:rsid w:val="00FC693F"/>
     <w:pPr>
-      <w:pBdr>
-        <w:bottom w:val="single" w:sz="8" w:space="4" w:color="4F81BD" w:themeColor="accent1"/>
-      </w:pBdr>
-      <w:spacing w:after="300" w:line="240" w:lineRule="auto"/>
+      <w:spacing w:after="120" w:line="259" w:lineRule="auto"/>
       <w:contextualSpacing/>
     </w:pPr>
     <w:rPr>
-      <w:rFonts w:asciiTheme="majorHAnsi" w:eastAsiaTheme="majorEastAsia" w:hAnsiTheme="majorHAnsi" w:cstheme="majorBidi"/>
-      <w:color w:val="17365D" w:themeColor="text2" w:themeShade="BF"/>
+      <w:rFonts w:ascii="Times New Roman" w:hAnsi="Times New Roman"/>
+      <w:color w:val="000000"/>
       <w:spacing w:val="5"/>
       <w:kern w:val="28"/>
-      <w:sz w:val="52"/>
+      <w:sz w:val="40"/>
       <w:szCs w:val="52"/>
+      <w:lang w:val="ru-RU"/>
     </w:rPr>
   </w:style>
   <w:style w:type="character" w:customStyle="1" w:styleId="TitleChar">
@@ -1301,7 +1110,7 @@
     <w:uiPriority w:val="10"/>
     <w:rsid w:val="00FC693F"/>
     <w:rPr>
-      <w:rFonts w:asciiTheme="majorHAnsi" w:eastAsiaTheme="majorEastAsia" w:hAnsiTheme="majorHAnsi" w:cstheme="majorBidi"/>
+      <w:rFonts/>
       <w:color w:val="17365D" w:themeColor="text2" w:themeShade="BF"/>
       <w:spacing w:val="5"/>
       <w:kern w:val="28"/>
@@ -1323,7 +1132,7 @@
       </w:numPr>
     </w:pPr>
     <w:rPr>
-      <w:rFonts w:asciiTheme="majorHAnsi" w:eastAsiaTheme="majorEastAsia" w:hAnsiTheme="majorHAnsi" w:cstheme="majorBidi"/>
+      <w:rFonts/>
       <w:i/>
       <w:iCs/>
       <w:color w:val="4F81BD" w:themeColor="accent1"/>
@@ -1339,7 +1148,7 @@
     <w:uiPriority w:val="11"/>
     <w:rsid w:val="00FC693F"/>
     <w:rPr>
-      <w:rFonts w:asciiTheme="majorHAnsi" w:eastAsiaTheme="majorEastAsia" w:hAnsiTheme="majorHAnsi" w:cstheme="majorBidi"/>
+      <w:rFonts/>
       <w:i/>
       <w:iCs/>
       <w:color w:val="4F81BD" w:themeColor="accent1"/>
@@ -1464,8 +1273,15 @@
       <w:numPr>
         <w:numId w:val="1"/>
       </w:numPr>
+      <w:spacing w:after="120" w:line="259" w:lineRule="auto"/>
       <w:contextualSpacing/>
     </w:pPr>
+    <w:rPr>
+      <w:rFonts w:ascii="Times New Roman" w:hAnsi="Times New Roman"/>
+      <w:color w:val="000000"/>
+      <w:sz w:val="24"/>
+      <w:lang w:val="ru-RU"/>
+    </w:rPr>
   </w:style>
   <w:style w:type="paragraph" w:styleId="ListBullet2">
     <w:name w:val="List Bullet 2"/>
@@ -1637,7 +1453,7 @@
     <w:semiHidden/>
     <w:rsid w:val="00FC693F"/>
     <w:rPr>
-      <w:rFonts w:asciiTheme="majorHAnsi" w:eastAsiaTheme="majorEastAsia" w:hAnsiTheme="majorHAnsi" w:cstheme="majorBidi"/>
+      <w:rFonts/>
       <w:b/>
       <w:bCs/>
       <w:i/>
@@ -1653,7 +1469,7 @@
     <w:semiHidden/>
     <w:rsid w:val="00FC693F"/>
     <w:rPr>
-      <w:rFonts w:asciiTheme="majorHAnsi" w:eastAsiaTheme="majorEastAsia" w:hAnsiTheme="majorHAnsi" w:cstheme="majorBidi"/>
+      <w:rFonts/>
       <w:color w:val="243F60" w:themeColor="accent1" w:themeShade="7F"/>
     </w:rPr>
   </w:style>
@@ -1665,7 +1481,7 @@
     <w:semiHidden/>
     <w:rsid w:val="00FC693F"/>
     <w:rPr>
-      <w:rFonts w:asciiTheme="majorHAnsi" w:eastAsiaTheme="majorEastAsia" w:hAnsiTheme="majorHAnsi" w:cstheme="majorBidi"/>
+      <w:rFonts/>
       <w:i/>
       <w:iCs/>
       <w:color w:val="243F60" w:themeColor="accent1" w:themeShade="7F"/>
@@ -1679,7 +1495,7 @@
     <w:semiHidden/>
     <w:rsid w:val="00FC693F"/>
     <w:rPr>
-      <w:rFonts w:asciiTheme="majorHAnsi" w:eastAsiaTheme="majorEastAsia" w:hAnsiTheme="majorHAnsi" w:cstheme="majorBidi"/>
+      <w:rFonts/>
       <w:i/>
       <w:iCs/>
       <w:color w:val="404040" w:themeColor="text1" w:themeTint="BF"/>
@@ -1693,7 +1509,7 @@
     <w:semiHidden/>
     <w:rsid w:val="00FC693F"/>
     <w:rPr>
-      <w:rFonts w:asciiTheme="majorHAnsi" w:eastAsiaTheme="majorEastAsia" w:hAnsiTheme="majorHAnsi" w:cstheme="majorBidi"/>
+      <w:rFonts/>
       <w:color w:val="4F81BD" w:themeColor="accent1"/>
       <w:sz w:val="20"/>
       <w:szCs w:val="20"/>
@@ -1707,7 +1523,7 @@
     <w:semiHidden/>
     <w:rsid w:val="00FC693F"/>
     <w:rPr>
-      <w:rFonts w:asciiTheme="majorHAnsi" w:eastAsiaTheme="majorEastAsia" w:hAnsiTheme="majorHAnsi" w:cstheme="majorBidi"/>
+      <w:rFonts/>
       <w:i/>
       <w:iCs/>
       <w:color w:val="404040" w:themeColor="text1" w:themeTint="BF"/>
@@ -1766,9 +1582,6 @@
     <w:qFormat/>
     <w:rsid w:val="00FC693F"/>
     <w:pPr>
-      <w:pBdr>
-        <w:bottom w:val="single" w:sz="4" w:space="4" w:color="4F81BD" w:themeColor="accent1"/>
-      </w:pBdr>
       <w:spacing w:before="200" w:after="280"/>
       <w:ind w:left="936" w:right="936"/>
     </w:pPr>
@@ -3296,7 +3109,7 @@
         <w:spacing w:before="0" w:after="0" w:line="240" w:lineRule="auto"/>
       </w:pPr>
       <w:rPr>
-        <w:rFonts w:asciiTheme="majorHAnsi" w:eastAsiaTheme="majorEastAsia" w:hAnsiTheme="majorHAnsi" w:cstheme="majorBidi"/>
+        <w:rFonts/>
         <w:b/>
         <w:bCs/>
       </w:rPr>
@@ -3317,7 +3130,7 @@
         <w:spacing w:before="0" w:after="0" w:line="240" w:lineRule="auto"/>
       </w:pPr>
       <w:rPr>
-        <w:rFonts w:asciiTheme="majorHAnsi" w:eastAsiaTheme="majorEastAsia" w:hAnsiTheme="majorHAnsi" w:cstheme="majorBidi"/>
+        <w:rFonts/>
         <w:b/>
         <w:bCs/>
       </w:rPr>
@@ -3335,14 +3148,14 @@
     </w:tblStylePr>
     <w:tblStylePr w:type="firstCol">
       <w:rPr>
-        <w:rFonts w:asciiTheme="majorHAnsi" w:eastAsiaTheme="majorEastAsia" w:hAnsiTheme="majorHAnsi" w:cstheme="majorBidi"/>
+        <w:rFonts/>
         <w:b/>
         <w:bCs/>
       </w:rPr>
     </w:tblStylePr>
     <w:tblStylePr w:type="lastCol">
       <w:rPr>
-        <w:rFonts w:asciiTheme="majorHAnsi" w:eastAsiaTheme="majorEastAsia" w:hAnsiTheme="majorHAnsi" w:cstheme="majorBidi"/>
+        <w:rFonts/>
         <w:b/>
         <w:bCs/>
       </w:rPr>
@@ -3426,7 +3239,7 @@
         <w:spacing w:before="0" w:after="0" w:line="240" w:lineRule="auto"/>
       </w:pPr>
       <w:rPr>
-        <w:rFonts w:asciiTheme="majorHAnsi" w:eastAsiaTheme="majorEastAsia" w:hAnsiTheme="majorHAnsi" w:cstheme="majorBidi"/>
+        <w:rFonts/>
         <w:b/>
         <w:bCs/>
       </w:rPr>
@@ -3447,7 +3260,7 @@
         <w:spacing w:before="0" w:after="0" w:line="240" w:lineRule="auto"/>
       </w:pPr>
       <w:rPr>
-        <w:rFonts w:asciiTheme="majorHAnsi" w:eastAsiaTheme="majorEastAsia" w:hAnsiTheme="majorHAnsi" w:cstheme="majorBidi"/>
+        <w:rFonts/>
         <w:b/>
         <w:bCs/>
       </w:rPr>
@@ -3465,14 +3278,14 @@
     </w:tblStylePr>
     <w:tblStylePr w:type="firstCol">
       <w:rPr>
-        <w:rFonts w:asciiTheme="majorHAnsi" w:eastAsiaTheme="majorEastAsia" w:hAnsiTheme="majorHAnsi" w:cstheme="majorBidi"/>
+        <w:rFonts/>
         <w:b/>
         <w:bCs/>
       </w:rPr>
     </w:tblStylePr>
     <w:tblStylePr w:type="lastCol">
       <w:rPr>
-        <w:rFonts w:asciiTheme="majorHAnsi" w:eastAsiaTheme="majorEastAsia" w:hAnsiTheme="majorHAnsi" w:cstheme="majorBidi"/>
+        <w:rFonts/>
         <w:b/>
         <w:bCs/>
       </w:rPr>
@@ -3556,7 +3369,7 @@
         <w:spacing w:before="0" w:after="0" w:line="240" w:lineRule="auto"/>
       </w:pPr>
       <w:rPr>
-        <w:rFonts w:asciiTheme="majorHAnsi" w:eastAsiaTheme="majorEastAsia" w:hAnsiTheme="majorHAnsi" w:cstheme="majorBidi"/>
+        <w:rFonts/>
         <w:b/>
         <w:bCs/>
       </w:rPr>
@@ -3577,7 +3390,7 @@
         <w:spacing w:before="0" w:after="0" w:line="240" w:lineRule="auto"/>
       </w:pPr>
       <w:rPr>
-        <w:rFonts w:asciiTheme="majorHAnsi" w:eastAsiaTheme="majorEastAsia" w:hAnsiTheme="majorHAnsi" w:cstheme="majorBidi"/>
+        <w:rFonts/>
         <w:b/>
         <w:bCs/>
       </w:rPr>
@@ -3595,14 +3408,14 @@
     </w:tblStylePr>
     <w:tblStylePr w:type="firstCol">
       <w:rPr>
-        <w:rFonts w:asciiTheme="majorHAnsi" w:eastAsiaTheme="majorEastAsia" w:hAnsiTheme="majorHAnsi" w:cstheme="majorBidi"/>
+        <w:rFonts/>
         <w:b/>
         <w:bCs/>
       </w:rPr>
     </w:tblStylePr>
     <w:tblStylePr w:type="lastCol">
       <w:rPr>
-        <w:rFonts w:asciiTheme="majorHAnsi" w:eastAsiaTheme="majorEastAsia" w:hAnsiTheme="majorHAnsi" w:cstheme="majorBidi"/>
+        <w:rFonts/>
         <w:b/>
         <w:bCs/>
       </w:rPr>
@@ -3686,7 +3499,7 @@
         <w:spacing w:before="0" w:after="0" w:line="240" w:lineRule="auto"/>
       </w:pPr>
       <w:rPr>
-        <w:rFonts w:asciiTheme="majorHAnsi" w:eastAsiaTheme="majorEastAsia" w:hAnsiTheme="majorHAnsi" w:cstheme="majorBidi"/>
+        <w:rFonts/>
         <w:b/>
         <w:bCs/>
       </w:rPr>
@@ -3707,7 +3520,7 @@
         <w:spacing w:before="0" w:after="0" w:line="240" w:lineRule="auto"/>
       </w:pPr>
       <w:rPr>
-        <w:rFonts w:asciiTheme="majorHAnsi" w:eastAsiaTheme="majorEastAsia" w:hAnsiTheme="majorHAnsi" w:cstheme="majorBidi"/>
+        <w:rFonts/>
         <w:b/>
         <w:bCs/>
       </w:rPr>
@@ -3725,14 +3538,14 @@
     </w:tblStylePr>
     <w:tblStylePr w:type="firstCol">
       <w:rPr>
-        <w:rFonts w:asciiTheme="majorHAnsi" w:eastAsiaTheme="majorEastAsia" w:hAnsiTheme="majorHAnsi" w:cstheme="majorBidi"/>
+        <w:rFonts/>
         <w:b/>
         <w:bCs/>
       </w:rPr>
     </w:tblStylePr>
     <w:tblStylePr w:type="lastCol">
       <w:rPr>
-        <w:rFonts w:asciiTheme="majorHAnsi" w:eastAsiaTheme="majorEastAsia" w:hAnsiTheme="majorHAnsi" w:cstheme="majorBidi"/>
+        <w:rFonts/>
         <w:b/>
         <w:bCs/>
       </w:rPr>
@@ -3816,7 +3629,7 @@
         <w:spacing w:before="0" w:after="0" w:line="240" w:lineRule="auto"/>
       </w:pPr>
       <w:rPr>
-        <w:rFonts w:asciiTheme="majorHAnsi" w:eastAsiaTheme="majorEastAsia" w:hAnsiTheme="majorHAnsi" w:cstheme="majorBidi"/>
+        <w:rFonts/>
         <w:b/>
         <w:bCs/>
       </w:rPr>
@@ -3837,7 +3650,7 @@
         <w:spacing w:before="0" w:after="0" w:line="240" w:lineRule="auto"/>
       </w:pPr>
       <w:rPr>
-        <w:rFonts w:asciiTheme="majorHAnsi" w:eastAsiaTheme="majorEastAsia" w:hAnsiTheme="majorHAnsi" w:cstheme="majorBidi"/>
+        <w:rFonts/>
         <w:b/>
         <w:bCs/>
       </w:rPr>
@@ -3855,14 +3668,14 @@
     </w:tblStylePr>
     <w:tblStylePr w:type="firstCol">
       <w:rPr>
-        <w:rFonts w:asciiTheme="majorHAnsi" w:eastAsiaTheme="majorEastAsia" w:hAnsiTheme="majorHAnsi" w:cstheme="majorBidi"/>
+        <w:rFonts/>
         <w:b/>
         <w:bCs/>
       </w:rPr>
     </w:tblStylePr>
     <w:tblStylePr w:type="lastCol">
       <w:rPr>
-        <w:rFonts w:asciiTheme="majorHAnsi" w:eastAsiaTheme="majorEastAsia" w:hAnsiTheme="majorHAnsi" w:cstheme="majorBidi"/>
+        <w:rFonts/>
         <w:b/>
         <w:bCs/>
       </w:rPr>
@@ -3946,7 +3759,7 @@
         <w:spacing w:before="0" w:after="0" w:line="240" w:lineRule="auto"/>
       </w:pPr>
       <w:rPr>
-        <w:rFonts w:asciiTheme="majorHAnsi" w:eastAsiaTheme="majorEastAsia" w:hAnsiTheme="majorHAnsi" w:cstheme="majorBidi"/>
+        <w:rFonts/>
         <w:b/>
         <w:bCs/>
       </w:rPr>
@@ -3967,7 +3780,7 @@
         <w:spacing w:before="0" w:after="0" w:line="240" w:lineRule="auto"/>
       </w:pPr>
       <w:rPr>
-        <w:rFonts w:asciiTheme="majorHAnsi" w:eastAsiaTheme="majorEastAsia" w:hAnsiTheme="majorHAnsi" w:cstheme="majorBidi"/>
+        <w:rFonts/>
         <w:b/>
         <w:bCs/>
       </w:rPr>
@@ -3985,14 +3798,14 @@
     </w:tblStylePr>
     <w:tblStylePr w:type="firstCol">
       <w:rPr>
-        <w:rFonts w:asciiTheme="majorHAnsi" w:eastAsiaTheme="majorEastAsia" w:hAnsiTheme="majorHAnsi" w:cstheme="majorBidi"/>
+        <w:rFonts/>
         <w:b/>
         <w:bCs/>
       </w:rPr>
     </w:tblStylePr>
     <w:tblStylePr w:type="lastCol">
       <w:rPr>
-        <w:rFonts w:asciiTheme="majorHAnsi" w:eastAsiaTheme="majorEastAsia" w:hAnsiTheme="majorHAnsi" w:cstheme="majorBidi"/>
+        <w:rFonts/>
         <w:b/>
         <w:bCs/>
       </w:rPr>
@@ -4076,7 +3889,7 @@
         <w:spacing w:before="0" w:after="0" w:line="240" w:lineRule="auto"/>
       </w:pPr>
       <w:rPr>
-        <w:rFonts w:asciiTheme="majorHAnsi" w:eastAsiaTheme="majorEastAsia" w:hAnsiTheme="majorHAnsi" w:cstheme="majorBidi"/>
+        <w:rFonts/>
         <w:b/>
         <w:bCs/>
       </w:rPr>
@@ -4097,7 +3910,7 @@
         <w:spacing w:before="0" w:after="0" w:line="240" w:lineRule="auto"/>
       </w:pPr>
       <w:rPr>
-        <w:rFonts w:asciiTheme="majorHAnsi" w:eastAsiaTheme="majorEastAsia" w:hAnsiTheme="majorHAnsi" w:cstheme="majorBidi"/>
+        <w:rFonts/>
         <w:b/>
         <w:bCs/>
       </w:rPr>
@@ -4115,14 +3928,14 @@
     </w:tblStylePr>
     <w:tblStylePr w:type="firstCol">
       <w:rPr>
-        <w:rFonts w:asciiTheme="majorHAnsi" w:eastAsiaTheme="majorEastAsia" w:hAnsiTheme="majorHAnsi" w:cstheme="majorBidi"/>
+        <w:rFonts/>
         <w:b/>
         <w:bCs/>
       </w:rPr>
     </w:tblStylePr>
     <w:tblStylePr w:type="lastCol">
       <w:rPr>
-        <w:rFonts w:asciiTheme="majorHAnsi" w:eastAsiaTheme="majorEastAsia" w:hAnsiTheme="majorHAnsi" w:cstheme="majorBidi"/>
+        <w:rFonts/>
         <w:b/>
         <w:bCs/>
       </w:rPr>
@@ -5987,7 +5800,7 @@
     </w:tblPr>
     <w:tblStylePr w:type="firstRow">
       <w:rPr>
-        <w:rFonts w:asciiTheme="majorHAnsi" w:eastAsiaTheme="majorEastAsia" w:hAnsiTheme="majorHAnsi" w:cstheme="majorBidi"/>
+        <w:rFonts/>
       </w:rPr>
       <w:tblPr/>
       <w:tcPr>
@@ -6071,7 +5884,7 @@
     </w:tblPr>
     <w:tblStylePr w:type="firstRow">
       <w:rPr>
-        <w:rFonts w:asciiTheme="majorHAnsi" w:eastAsiaTheme="majorEastAsia" w:hAnsiTheme="majorHAnsi" w:cstheme="majorBidi"/>
+        <w:rFonts/>
       </w:rPr>
       <w:tblPr/>
       <w:tcPr>
@@ -6155,7 +5968,7 @@
     </w:tblPr>
     <w:tblStylePr w:type="firstRow">
       <w:rPr>
-        <w:rFonts w:asciiTheme="majorHAnsi" w:eastAsiaTheme="majorEastAsia" w:hAnsiTheme="majorHAnsi" w:cstheme="majorBidi"/>
+        <w:rFonts/>
       </w:rPr>
       <w:tblPr/>
       <w:tcPr>
@@ -6239,7 +6052,7 @@
     </w:tblPr>
     <w:tblStylePr w:type="firstRow">
       <w:rPr>
-        <w:rFonts w:asciiTheme="majorHAnsi" w:eastAsiaTheme="majorEastAsia" w:hAnsiTheme="majorHAnsi" w:cstheme="majorBidi"/>
+        <w:rFonts/>
       </w:rPr>
       <w:tblPr/>
       <w:tcPr>
@@ -6323,7 +6136,7 @@
     </w:tblPr>
     <w:tblStylePr w:type="firstRow">
       <w:rPr>
-        <w:rFonts w:asciiTheme="majorHAnsi" w:eastAsiaTheme="majorEastAsia" w:hAnsiTheme="majorHAnsi" w:cstheme="majorBidi"/>
+        <w:rFonts/>
       </w:rPr>
       <w:tblPr/>
       <w:tcPr>
@@ -6407,7 +6220,7 @@
     </w:tblPr>
     <w:tblStylePr w:type="firstRow">
       <w:rPr>
-        <w:rFonts w:asciiTheme="majorHAnsi" w:eastAsiaTheme="majorEastAsia" w:hAnsiTheme="majorHAnsi" w:cstheme="majorBidi"/>
+        <w:rFonts/>
       </w:rPr>
       <w:tblPr/>
       <w:tcPr>
@@ -6491,7 +6304,7 @@
     </w:tblPr>
     <w:tblStylePr w:type="firstRow">
       <w:rPr>
-        <w:rFonts w:asciiTheme="majorHAnsi" w:eastAsiaTheme="majorEastAsia" w:hAnsiTheme="majorHAnsi" w:cstheme="majorBidi"/>
+        <w:rFonts/>
       </w:rPr>
       <w:tblPr/>
       <w:tcPr>
@@ -6556,7 +6369,7 @@
       <w:spacing w:after="0" w:line="240" w:lineRule="auto"/>
     </w:pPr>
     <w:rPr>
-      <w:rFonts w:asciiTheme="majorHAnsi" w:eastAsiaTheme="majorEastAsia" w:hAnsiTheme="majorHAnsi" w:cstheme="majorBidi"/>
+      <w:rFonts/>
       <w:color w:val="000000" w:themeColor="text1"/>
     </w:rPr>
     <w:tblPr>
@@ -6684,7 +6497,7 @@
       <w:spacing w:after="0" w:line="240" w:lineRule="auto"/>
     </w:pPr>
     <w:rPr>
-      <w:rFonts w:asciiTheme="majorHAnsi" w:eastAsiaTheme="majorEastAsia" w:hAnsiTheme="majorHAnsi" w:cstheme="majorBidi"/>
+      <w:rFonts/>
       <w:color w:val="000000" w:themeColor="text1"/>
     </w:rPr>
     <w:tblPr>
@@ -6812,7 +6625,7 @@
       <w:spacing w:after="0" w:line="240" w:lineRule="auto"/>
     </w:pPr>
     <w:rPr>
-      <w:rFonts w:asciiTheme="majorHAnsi" w:eastAsiaTheme="majorEastAsia" w:hAnsiTheme="majorHAnsi" w:cstheme="majorBidi"/>
+      <w:rFonts/>
       <w:color w:val="000000" w:themeColor="text1"/>
     </w:rPr>
     <w:tblPr>
@@ -6940,7 +6753,7 @@
       <w:spacing w:after="0" w:line="240" w:lineRule="auto"/>
     </w:pPr>
     <w:rPr>
-      <w:rFonts w:asciiTheme="majorHAnsi" w:eastAsiaTheme="majorEastAsia" w:hAnsiTheme="majorHAnsi" w:cstheme="majorBidi"/>
+      <w:rFonts/>
       <w:color w:val="000000" w:themeColor="text1"/>
     </w:rPr>
     <w:tblPr>
@@ -7068,7 +6881,7 @@
       <w:spacing w:after="0" w:line="240" w:lineRule="auto"/>
     </w:pPr>
     <w:rPr>
-      <w:rFonts w:asciiTheme="majorHAnsi" w:eastAsiaTheme="majorEastAsia" w:hAnsiTheme="majorHAnsi" w:cstheme="majorBidi"/>
+      <w:rFonts/>
       <w:color w:val="000000" w:themeColor="text1"/>
     </w:rPr>
     <w:tblPr>
@@ -7196,7 +7009,7 @@
       <w:spacing w:after="0" w:line="240" w:lineRule="auto"/>
     </w:pPr>
     <w:rPr>
-      <w:rFonts w:asciiTheme="majorHAnsi" w:eastAsiaTheme="majorEastAsia" w:hAnsiTheme="majorHAnsi" w:cstheme="majorBidi"/>
+      <w:rFonts/>
       <w:color w:val="000000" w:themeColor="text1"/>
     </w:rPr>
     <w:tblPr>
@@ -7324,7 +7137,7 @@
       <w:spacing w:after="0" w:line="240" w:lineRule="auto"/>
     </w:pPr>
     <w:rPr>
-      <w:rFonts w:asciiTheme="majorHAnsi" w:eastAsiaTheme="majorEastAsia" w:hAnsiTheme="majorHAnsi" w:cstheme="majorBidi"/>
+      <w:rFonts/>
       <w:color w:val="000000" w:themeColor="text1"/>
     </w:rPr>
     <w:tblPr>
@@ -7963,7 +7776,7 @@
       <w:spacing w:after="0" w:line="240" w:lineRule="auto"/>
     </w:pPr>
     <w:rPr>
-      <w:rFonts w:asciiTheme="majorHAnsi" w:eastAsiaTheme="majorEastAsia" w:hAnsiTheme="majorHAnsi" w:cstheme="majorBidi"/>
+      <w:rFonts/>
       <w:color w:val="000000" w:themeColor="text1"/>
     </w:rPr>
     <w:tblPr>
@@ -8088,7 +7901,7 @@
       <w:spacing w:after="0" w:line="240" w:lineRule="auto"/>
     </w:pPr>
     <w:rPr>
-      <w:rFonts w:asciiTheme="majorHAnsi" w:eastAsiaTheme="majorEastAsia" w:hAnsiTheme="majorHAnsi" w:cstheme="majorBidi"/>
+      <w:rFonts/>
       <w:color w:val="000000" w:themeColor="text1"/>
     </w:rPr>
     <w:tblPr>
@@ -8213,7 +8026,7 @@
       <w:spacing w:after="0" w:line="240" w:lineRule="auto"/>
     </w:pPr>
     <w:rPr>
-      <w:rFonts w:asciiTheme="majorHAnsi" w:eastAsiaTheme="majorEastAsia" w:hAnsiTheme="majorHAnsi" w:cstheme="majorBidi"/>
+      <w:rFonts/>
       <w:color w:val="000000" w:themeColor="text1"/>
     </w:rPr>
     <w:tblPr>
@@ -8338,7 +8151,7 @@
       <w:spacing w:after="0" w:line="240" w:lineRule="auto"/>
     </w:pPr>
     <w:rPr>
-      <w:rFonts w:asciiTheme="majorHAnsi" w:eastAsiaTheme="majorEastAsia" w:hAnsiTheme="majorHAnsi" w:cstheme="majorBidi"/>
+      <w:rFonts/>
       <w:color w:val="000000" w:themeColor="text1"/>
     </w:rPr>
     <w:tblPr>
@@ -8463,7 +8276,7 @@
       <w:spacing w:after="0" w:line="240" w:lineRule="auto"/>
     </w:pPr>
     <w:rPr>
-      <w:rFonts w:asciiTheme="majorHAnsi" w:eastAsiaTheme="majorEastAsia" w:hAnsiTheme="majorHAnsi" w:cstheme="majorBidi"/>
+      <w:rFonts/>
       <w:color w:val="000000" w:themeColor="text1"/>
     </w:rPr>
     <w:tblPr>
@@ -8588,7 +8401,7 @@
       <w:spacing w:after="0" w:line="240" w:lineRule="auto"/>
     </w:pPr>
     <w:rPr>
-      <w:rFonts w:asciiTheme="majorHAnsi" w:eastAsiaTheme="majorEastAsia" w:hAnsiTheme="majorHAnsi" w:cstheme="majorBidi"/>
+      <w:rFonts/>
       <w:color w:val="000000" w:themeColor="text1"/>
     </w:rPr>
     <w:tblPr>
@@ -8713,7 +8526,7 @@
       <w:spacing w:after="0" w:line="240" w:lineRule="auto"/>
     </w:pPr>
     <w:rPr>
-      <w:rFonts w:asciiTheme="majorHAnsi" w:eastAsiaTheme="majorEastAsia" w:hAnsiTheme="majorHAnsi" w:cstheme="majorBidi"/>
+      <w:rFonts/>
       <w:color w:val="000000" w:themeColor="text1"/>
     </w:rPr>
     <w:tblPr>
